--- a/_site/r/2020-06-10-012-que-ofrece-r/index.docx
+++ b/_site/r/2020-06-10-012-que-ofrece-r/index.docx
@@ -50,7 +50,7 @@
         <w:pStyle w:val="Heading1"/>
       </w:pPr>
       <w:r>
-        <w:t xml:space="preserve">¿Qué nos ofrece R?: Explorando las capacidades de R y su uso en el entorno Linux</w:t>
+        <w:t xml:space="preserve">Capacidades y ventajas de R</w:t>
       </w:r>
     </w:p>
     <w:p>
@@ -199,7 +199,15 @@
     </w:p>
     <w:p>
       <w:pPr>
-        <w:pStyle w:val="FirstParagraph"/>
+        <w:pStyle w:val="AbstractFirstParagraph"/>
+      </w:pPr>
+      <w:r>
+        <w:t xml:space="preserve">Este abstract será actualizado una vez que se complete el contenido final del artículo.</w:t>
+      </w:r>
+    </w:p>
+    <w:p>
+      <w:pPr>
+        <w:pStyle w:val="BodyText"/>
       </w:pPr>
       <w:r>
         <w:rPr>
@@ -224,7 +232,7 @@
         <w:pStyle w:val="Heading1"/>
       </w:pPr>
       <w:r>
-        <w:t xml:space="preserve">¿Qué nos ofrece R?: Explorando las capacidades de R y su uso en el entorno Linux</w:t>
+        <w:t xml:space="preserve">Capacidades y ventajas de R</w:t>
       </w:r>
     </w:p>
     <w:bookmarkEnd w:id="26"/>
@@ -729,7 +737,627 @@
     </w:p>
     <w:p>
       <w:pPr>
-        <w:pStyle w:val="BodyText"/>
+        <w:pStyle w:val="SourceCode"/>
+      </w:pPr>
+      <w:r>
+        <w:rPr>
+          <w:rStyle w:val="CommentTok"/>
+        </w:rPr>
+        <w:t xml:space="preserve"># Este es un ejemplo de un script básico en R</w:t>
+      </w:r>
+      <w:r>
+        <w:br/>
+      </w:r>
+      <w:r>
+        <w:br/>
+      </w:r>
+      <w:r>
+        <w:rPr>
+          <w:rStyle w:val="CommentTok"/>
+        </w:rPr>
+        <w:t xml:space="preserve"># Comentario de una línea: los comentarios se utilizan para agregar notas o explicaciones al código</w:t>
+      </w:r>
+      <w:r>
+        <w:br/>
+      </w:r>
+      <w:r>
+        <w:br/>
+      </w:r>
+      <w:r>
+        <w:rPr>
+          <w:rStyle w:val="CommentTok"/>
+        </w:rPr>
+        <w:t xml:space="preserve"># Variables</w:t>
+      </w:r>
+      <w:r>
+        <w:br/>
+      </w:r>
+      <w:r>
+        <w:rPr>
+          <w:rStyle w:val="NormalTok"/>
+        </w:rPr>
+        <w:t xml:space="preserve">nombre </w:t>
+      </w:r>
+      <w:r>
+        <w:rPr>
+          <w:rStyle w:val="OtherTok"/>
+        </w:rPr>
+        <w:t xml:space="preserve">&lt;-</w:t>
+      </w:r>
+      <w:r>
+        <w:rPr>
+          <w:rStyle w:val="NormalTok"/>
+        </w:rPr>
+        <w:t xml:space="preserve"> </w:t>
+      </w:r>
+      <w:r>
+        <w:rPr>
+          <w:rStyle w:val="StringTok"/>
+        </w:rPr>
+        <w:t xml:space="preserve">"Juan"</w:t>
+      </w:r>
+      <w:r>
+        <w:rPr>
+          <w:rStyle w:val="NormalTok"/>
+        </w:rPr>
+        <w:t xml:space="preserve"> </w:t>
+      </w:r>
+      <w:r>
+        <w:rPr>
+          <w:rStyle w:val="CommentTok"/>
+        </w:rPr>
+        <w:t xml:space="preserve"># Variable de tipo texto (cadena de caracteres)</w:t>
+      </w:r>
+      <w:r>
+        <w:br/>
+      </w:r>
+      <w:r>
+        <w:rPr>
+          <w:rStyle w:val="NormalTok"/>
+        </w:rPr>
+        <w:t xml:space="preserve">edad </w:t>
+      </w:r>
+      <w:r>
+        <w:rPr>
+          <w:rStyle w:val="OtherTok"/>
+        </w:rPr>
+        <w:t xml:space="preserve">&lt;-</w:t>
+      </w:r>
+      <w:r>
+        <w:rPr>
+          <w:rStyle w:val="NormalTok"/>
+        </w:rPr>
+        <w:t xml:space="preserve"> </w:t>
+      </w:r>
+      <w:r>
+        <w:rPr>
+          <w:rStyle w:val="DecValTok"/>
+        </w:rPr>
+        <w:t xml:space="preserve">25</w:t>
+      </w:r>
+      <w:r>
+        <w:rPr>
+          <w:rStyle w:val="NormalTok"/>
+        </w:rPr>
+        <w:t xml:space="preserve"> </w:t>
+      </w:r>
+      <w:r>
+        <w:rPr>
+          <w:rStyle w:val="CommentTok"/>
+        </w:rPr>
+        <w:t xml:space="preserve"># Variable numérica</w:t>
+      </w:r>
+      <w:r>
+        <w:br/>
+      </w:r>
+      <w:r>
+        <w:br/>
+      </w:r>
+      <w:r>
+        <w:rPr>
+          <w:rStyle w:val="CommentTok"/>
+        </w:rPr>
+        <w:t xml:space="preserve"># Imprimir en la consola</w:t>
+      </w:r>
+      <w:r>
+        <w:br/>
+      </w:r>
+      <w:r>
+        <w:rPr>
+          <w:rStyle w:val="FunctionTok"/>
+        </w:rPr>
+        <w:t xml:space="preserve">cat</w:t>
+      </w:r>
+      <w:r>
+        <w:rPr>
+          <w:rStyle w:val="NormalTok"/>
+        </w:rPr>
+        <w:t xml:space="preserve">(</w:t>
+      </w:r>
+      <w:r>
+        <w:rPr>
+          <w:rStyle w:val="StringTok"/>
+        </w:rPr>
+        <w:t xml:space="preserve">"Hola,"</w:t>
+      </w:r>
+      <w:r>
+        <w:rPr>
+          <w:rStyle w:val="NormalTok"/>
+        </w:rPr>
+        <w:t xml:space="preserve">, nombre, </w:t>
+      </w:r>
+      <w:r>
+        <w:rPr>
+          <w:rStyle w:val="StringTok"/>
+        </w:rPr>
+        <w:t xml:space="preserve">"tienes"</w:t>
+      </w:r>
+      <w:r>
+        <w:rPr>
+          <w:rStyle w:val="NormalTok"/>
+        </w:rPr>
+        <w:t xml:space="preserve">, edad, </w:t>
+      </w:r>
+      <w:r>
+        <w:rPr>
+          <w:rStyle w:val="StringTok"/>
+        </w:rPr>
+        <w:t xml:space="preserve">"años.</w:t>
+      </w:r>
+      <w:r>
+        <w:rPr>
+          <w:rStyle w:val="SpecialCharTok"/>
+        </w:rPr>
+        <w:t xml:space="preserve">\n</w:t>
+      </w:r>
+      <w:r>
+        <w:rPr>
+          <w:rStyle w:val="StringTok"/>
+        </w:rPr>
+        <w:t xml:space="preserve">"</w:t>
+      </w:r>
+      <w:r>
+        <w:rPr>
+          <w:rStyle w:val="NormalTok"/>
+        </w:rPr>
+        <w:t xml:space="preserve">)</w:t>
+      </w:r>
+      <w:r>
+        <w:br/>
+      </w:r>
+      <w:r>
+        <w:br/>
+      </w:r>
+      <w:r>
+        <w:rPr>
+          <w:rStyle w:val="CommentTok"/>
+        </w:rPr>
+        <w:t xml:space="preserve"># Operaciones aritméticas</w:t>
+      </w:r>
+      <w:r>
+        <w:br/>
+      </w:r>
+      <w:r>
+        <w:rPr>
+          <w:rStyle w:val="NormalTok"/>
+        </w:rPr>
+        <w:t xml:space="preserve">suma </w:t>
+      </w:r>
+      <w:r>
+        <w:rPr>
+          <w:rStyle w:val="OtherTok"/>
+        </w:rPr>
+        <w:t xml:space="preserve">&lt;-</w:t>
+      </w:r>
+      <w:r>
+        <w:rPr>
+          <w:rStyle w:val="NormalTok"/>
+        </w:rPr>
+        <w:t xml:space="preserve"> </w:t>
+      </w:r>
+      <w:r>
+        <w:rPr>
+          <w:rStyle w:val="DecValTok"/>
+        </w:rPr>
+        <w:t xml:space="preserve">10</w:t>
+      </w:r>
+      <w:r>
+        <w:rPr>
+          <w:rStyle w:val="NormalTok"/>
+        </w:rPr>
+        <w:t xml:space="preserve"> </w:t>
+      </w:r>
+      <w:r>
+        <w:rPr>
+          <w:rStyle w:val="SpecialCharTok"/>
+        </w:rPr>
+        <w:t xml:space="preserve">+</w:t>
+      </w:r>
+      <w:r>
+        <w:rPr>
+          <w:rStyle w:val="NormalTok"/>
+        </w:rPr>
+        <w:t xml:space="preserve"> </w:t>
+      </w:r>
+      <w:r>
+        <w:rPr>
+          <w:rStyle w:val="DecValTok"/>
+        </w:rPr>
+        <w:t xml:space="preserve">5</w:t>
+      </w:r>
+      <w:r>
+        <w:br/>
+      </w:r>
+      <w:r>
+        <w:rPr>
+          <w:rStyle w:val="NormalTok"/>
+        </w:rPr>
+        <w:t xml:space="preserve">resta </w:t>
+      </w:r>
+      <w:r>
+        <w:rPr>
+          <w:rStyle w:val="OtherTok"/>
+        </w:rPr>
+        <w:t xml:space="preserve">&lt;-</w:t>
+      </w:r>
+      <w:r>
+        <w:rPr>
+          <w:rStyle w:val="NormalTok"/>
+        </w:rPr>
+        <w:t xml:space="preserve"> </w:t>
+      </w:r>
+      <w:r>
+        <w:rPr>
+          <w:rStyle w:val="DecValTok"/>
+        </w:rPr>
+        <w:t xml:space="preserve">10</w:t>
+      </w:r>
+      <w:r>
+        <w:rPr>
+          <w:rStyle w:val="NormalTok"/>
+        </w:rPr>
+        <w:t xml:space="preserve"> </w:t>
+      </w:r>
+      <w:r>
+        <w:rPr>
+          <w:rStyle w:val="SpecialCharTok"/>
+        </w:rPr>
+        <w:t xml:space="preserve">-</w:t>
+      </w:r>
+      <w:r>
+        <w:rPr>
+          <w:rStyle w:val="NormalTok"/>
+        </w:rPr>
+        <w:t xml:space="preserve"> </w:t>
+      </w:r>
+      <w:r>
+        <w:rPr>
+          <w:rStyle w:val="DecValTok"/>
+        </w:rPr>
+        <w:t xml:space="preserve">5</w:t>
+      </w:r>
+      <w:r>
+        <w:br/>
+      </w:r>
+      <w:r>
+        <w:rPr>
+          <w:rStyle w:val="NormalTok"/>
+        </w:rPr>
+        <w:t xml:space="preserve">multiplicacion </w:t>
+      </w:r>
+      <w:r>
+        <w:rPr>
+          <w:rStyle w:val="OtherTok"/>
+        </w:rPr>
+        <w:t xml:space="preserve">&lt;-</w:t>
+      </w:r>
+      <w:r>
+        <w:rPr>
+          <w:rStyle w:val="NormalTok"/>
+        </w:rPr>
+        <w:t xml:space="preserve"> </w:t>
+      </w:r>
+      <w:r>
+        <w:rPr>
+          <w:rStyle w:val="DecValTok"/>
+        </w:rPr>
+        <w:t xml:space="preserve">10</w:t>
+      </w:r>
+      <w:r>
+        <w:rPr>
+          <w:rStyle w:val="NormalTok"/>
+        </w:rPr>
+        <w:t xml:space="preserve"> </w:t>
+      </w:r>
+      <w:r>
+        <w:rPr>
+          <w:rStyle w:val="SpecialCharTok"/>
+        </w:rPr>
+        <w:t xml:space="preserve">*</w:t>
+      </w:r>
+      <w:r>
+        <w:rPr>
+          <w:rStyle w:val="NormalTok"/>
+        </w:rPr>
+        <w:t xml:space="preserve"> </w:t>
+      </w:r>
+      <w:r>
+        <w:rPr>
+          <w:rStyle w:val="DecValTok"/>
+        </w:rPr>
+        <w:t xml:space="preserve">5</w:t>
+      </w:r>
+      <w:r>
+        <w:br/>
+      </w:r>
+      <w:r>
+        <w:rPr>
+          <w:rStyle w:val="NormalTok"/>
+        </w:rPr>
+        <w:t xml:space="preserve">division </w:t>
+      </w:r>
+      <w:r>
+        <w:rPr>
+          <w:rStyle w:val="OtherTok"/>
+        </w:rPr>
+        <w:t xml:space="preserve">&lt;-</w:t>
+      </w:r>
+      <w:r>
+        <w:rPr>
+          <w:rStyle w:val="NormalTok"/>
+        </w:rPr>
+        <w:t xml:space="preserve"> </w:t>
+      </w:r>
+      <w:r>
+        <w:rPr>
+          <w:rStyle w:val="DecValTok"/>
+        </w:rPr>
+        <w:t xml:space="preserve">10</w:t>
+      </w:r>
+      <w:r>
+        <w:rPr>
+          <w:rStyle w:val="NormalTok"/>
+        </w:rPr>
+        <w:t xml:space="preserve"> </w:t>
+      </w:r>
+      <w:r>
+        <w:rPr>
+          <w:rStyle w:val="SpecialCharTok"/>
+        </w:rPr>
+        <w:t xml:space="preserve">/</w:t>
+      </w:r>
+      <w:r>
+        <w:rPr>
+          <w:rStyle w:val="NormalTok"/>
+        </w:rPr>
+        <w:t xml:space="preserve"> </w:t>
+      </w:r>
+      <w:r>
+        <w:rPr>
+          <w:rStyle w:val="DecValTok"/>
+        </w:rPr>
+        <w:t xml:space="preserve">5</w:t>
+      </w:r>
+      <w:r>
+        <w:br/>
+      </w:r>
+      <w:r>
+        <w:br/>
+      </w:r>
+      <w:r>
+        <w:rPr>
+          <w:rStyle w:val="CommentTok"/>
+        </w:rPr>
+        <w:t xml:space="preserve"># Imprimir los resultados</w:t>
+      </w:r>
+      <w:r>
+        <w:br/>
+      </w:r>
+      <w:r>
+        <w:rPr>
+          <w:rStyle w:val="FunctionTok"/>
+        </w:rPr>
+        <w:t xml:space="preserve">cat</w:t>
+      </w:r>
+      <w:r>
+        <w:rPr>
+          <w:rStyle w:val="NormalTok"/>
+        </w:rPr>
+        <w:t xml:space="preserve">(</w:t>
+      </w:r>
+      <w:r>
+        <w:rPr>
+          <w:rStyle w:val="StringTok"/>
+        </w:rPr>
+        <w:t xml:space="preserve">"La suma es:"</w:t>
+      </w:r>
+      <w:r>
+        <w:rPr>
+          <w:rStyle w:val="NormalTok"/>
+        </w:rPr>
+        <w:t xml:space="preserve">, suma, </w:t>
+      </w:r>
+      <w:r>
+        <w:rPr>
+          <w:rStyle w:val="StringTok"/>
+        </w:rPr>
+        <w:t xml:space="preserve">"</w:t>
+      </w:r>
+      <w:r>
+        <w:rPr>
+          <w:rStyle w:val="SpecialCharTok"/>
+        </w:rPr>
+        <w:t xml:space="preserve">\n</w:t>
+      </w:r>
+      <w:r>
+        <w:rPr>
+          <w:rStyle w:val="StringTok"/>
+        </w:rPr>
+        <w:t xml:space="preserve">"</w:t>
+      </w:r>
+      <w:r>
+        <w:rPr>
+          <w:rStyle w:val="NormalTok"/>
+        </w:rPr>
+        <w:t xml:space="preserve">)</w:t>
+      </w:r>
+      <w:r>
+        <w:br/>
+      </w:r>
+      <w:r>
+        <w:rPr>
+          <w:rStyle w:val="FunctionTok"/>
+        </w:rPr>
+        <w:t xml:space="preserve">cat</w:t>
+      </w:r>
+      <w:r>
+        <w:rPr>
+          <w:rStyle w:val="NormalTok"/>
+        </w:rPr>
+        <w:t xml:space="preserve">(</w:t>
+      </w:r>
+      <w:r>
+        <w:rPr>
+          <w:rStyle w:val="StringTok"/>
+        </w:rPr>
+        <w:t xml:space="preserve">"La resta es:"</w:t>
+      </w:r>
+      <w:r>
+        <w:rPr>
+          <w:rStyle w:val="NormalTok"/>
+        </w:rPr>
+        <w:t xml:space="preserve">, resta, </w:t>
+      </w:r>
+      <w:r>
+        <w:rPr>
+          <w:rStyle w:val="StringTok"/>
+        </w:rPr>
+        <w:t xml:space="preserve">"</w:t>
+      </w:r>
+      <w:r>
+        <w:rPr>
+          <w:rStyle w:val="SpecialCharTok"/>
+        </w:rPr>
+        <w:t xml:space="preserve">\n</w:t>
+      </w:r>
+      <w:r>
+        <w:rPr>
+          <w:rStyle w:val="StringTok"/>
+        </w:rPr>
+        <w:t xml:space="preserve">"</w:t>
+      </w:r>
+      <w:r>
+        <w:rPr>
+          <w:rStyle w:val="NormalTok"/>
+        </w:rPr>
+        <w:t xml:space="preserve">)</w:t>
+      </w:r>
+      <w:r>
+        <w:br/>
+      </w:r>
+      <w:r>
+        <w:rPr>
+          <w:rStyle w:val="FunctionTok"/>
+        </w:rPr>
+        <w:t xml:space="preserve">cat</w:t>
+      </w:r>
+      <w:r>
+        <w:rPr>
+          <w:rStyle w:val="NormalTok"/>
+        </w:rPr>
+        <w:t xml:space="preserve">(</w:t>
+      </w:r>
+      <w:r>
+        <w:rPr>
+          <w:rStyle w:val="StringTok"/>
+        </w:rPr>
+        <w:t xml:space="preserve">"La multiplicación es:"</w:t>
+      </w:r>
+      <w:r>
+        <w:rPr>
+          <w:rStyle w:val="NormalTok"/>
+        </w:rPr>
+        <w:t xml:space="preserve">, multiplicacion, </w:t>
+      </w:r>
+      <w:r>
+        <w:rPr>
+          <w:rStyle w:val="StringTok"/>
+        </w:rPr>
+        <w:t xml:space="preserve">"</w:t>
+      </w:r>
+      <w:r>
+        <w:rPr>
+          <w:rStyle w:val="SpecialCharTok"/>
+        </w:rPr>
+        <w:t xml:space="preserve">\n</w:t>
+      </w:r>
+      <w:r>
+        <w:rPr>
+          <w:rStyle w:val="StringTok"/>
+        </w:rPr>
+        <w:t xml:space="preserve">"</w:t>
+      </w:r>
+      <w:r>
+        <w:rPr>
+          <w:rStyle w:val="NormalTok"/>
+        </w:rPr>
+        <w:t xml:space="preserve">)</w:t>
+      </w:r>
+      <w:r>
+        <w:br/>
+      </w:r>
+      <w:r>
+        <w:rPr>
+          <w:rStyle w:val="FunctionTok"/>
+        </w:rPr>
+        <w:t xml:space="preserve">cat</w:t>
+      </w:r>
+      <w:r>
+        <w:rPr>
+          <w:rStyle w:val="NormalTok"/>
+        </w:rPr>
+        <w:t xml:space="preserve">(</w:t>
+      </w:r>
+      <w:r>
+        <w:rPr>
+          <w:rStyle w:val="StringTok"/>
+        </w:rPr>
+        <w:t xml:space="preserve">"La división es:"</w:t>
+      </w:r>
+      <w:r>
+        <w:rPr>
+          <w:rStyle w:val="NormalTok"/>
+        </w:rPr>
+        <w:t xml:space="preserve">, division, </w:t>
+      </w:r>
+      <w:r>
+        <w:rPr>
+          <w:rStyle w:val="StringTok"/>
+        </w:rPr>
+        <w:t xml:space="preserve">"</w:t>
+      </w:r>
+      <w:r>
+        <w:rPr>
+          <w:rStyle w:val="SpecialCharTok"/>
+        </w:rPr>
+        <w:t xml:space="preserve">\n</w:t>
+      </w:r>
+      <w:r>
+        <w:rPr>
+          <w:rStyle w:val="StringTok"/>
+        </w:rPr>
+        <w:t xml:space="preserve">"</w:t>
+      </w:r>
+      <w:r>
+        <w:rPr>
+          <w:rStyle w:val="NormalTok"/>
+        </w:rPr>
+        <w:t xml:space="preserve">)</w:t>
+      </w:r>
+    </w:p>
+    <w:p>
+      <w:pPr>
+        <w:pStyle w:val="FirstParagraph"/>
       </w:pPr>
       <w:r>
         <w:rPr>
@@ -3045,7 +3673,7 @@
     <w:bookmarkEnd w:id="96"/>
     <w:bookmarkEnd w:id="97"/>
     <w:bookmarkEnd w:id="98"/>
-    <w:bookmarkStart w:id="119" w:name="publicaciones-similares"/>
+    <w:bookmarkStart w:id="117" w:name="publicaciones-similares"/>
     <w:p>
       <w:pPr>
         <w:pStyle w:val="Heading1"/>
@@ -3142,7 +3770,7 @@
           <w:rPr>
             <w:rStyle w:val="Hyperlink"/>
           </w:rPr>
-          <w:t xml:space="preserve">2021 03 027 01 Introduccion Al Programa</w:t>
+          <w:t xml:space="preserve">02 Manipulacion De Datos</w:t>
         </w:r>
       </w:hyperlink>
     </w:p>
@@ -3159,27 +3787,6 @@
         <w:t xml:space="preserve"> </w:t>
       </w:r>
       <w:hyperlink r:id="rId108">
-        <w:r>
-          <w:rPr>
-            <w:rStyle w:val="Hyperlink"/>
-          </w:rPr>
-          <w:t xml:space="preserve">02 Manipulacion De Datos</w:t>
-        </w:r>
-      </w:hyperlink>
-    </w:p>
-    <w:p>
-      <w:pPr>
-        <w:pStyle w:val="Compact"/>
-        <w:numPr>
-          <w:ilvl w:val="0"/>
-          <w:numId w:val="1008"/>
-        </w:numPr>
-      </w:pPr>
-      <w:hyperlink r:id="rId109"/>
-      <w:r>
-        <w:t xml:space="preserve"> </w:t>
-      </w:r>
-      <w:hyperlink r:id="rId110">
         <w:r>
           <w:rPr>
             <w:rStyle w:val="Hyperlink"/>
@@ -3196,11 +3803,11 @@
           <w:numId w:val="1008"/>
         </w:numPr>
       </w:pPr>
-      <w:hyperlink r:id="rId111"/>
-      <w:r>
-        <w:t xml:space="preserve"> </w:t>
-      </w:r>
-      <w:hyperlink r:id="rId112">
+      <w:hyperlink r:id="rId109"/>
+      <w:r>
+        <w:t xml:space="preserve"> </w:t>
+      </w:r>
+      <w:hyperlink r:id="rId110">
         <w:r>
           <w:rPr>
             <w:rStyle w:val="Hyperlink"/>
@@ -3217,11 +3824,11 @@
           <w:numId w:val="1008"/>
         </w:numPr>
       </w:pPr>
-      <w:hyperlink r:id="rId113"/>
-      <w:r>
-        <w:t xml:space="preserve"> </w:t>
-      </w:r>
-      <w:hyperlink r:id="rId114">
+      <w:hyperlink r:id="rId111"/>
+      <w:r>
+        <w:t xml:space="preserve"> </w:t>
+      </w:r>
+      <w:hyperlink r:id="rId112">
         <w:r>
           <w:rPr>
             <w:rStyle w:val="Hyperlink"/>
@@ -3238,11 +3845,11 @@
           <w:numId w:val="1008"/>
         </w:numPr>
       </w:pPr>
-      <w:hyperlink r:id="rId115"/>
-      <w:r>
-        <w:t xml:space="preserve"> </w:t>
-      </w:r>
-      <w:hyperlink r:id="rId116">
+      <w:hyperlink r:id="rId113"/>
+      <w:r>
+        <w:t xml:space="preserve"> </w:t>
+      </w:r>
+      <w:hyperlink r:id="rId114">
         <w:r>
           <w:rPr>
             <w:rStyle w:val="Hyperlink"/>
@@ -3259,11 +3866,11 @@
           <w:numId w:val="1008"/>
         </w:numPr>
       </w:pPr>
-      <w:hyperlink r:id="rId117"/>
-      <w:r>
-        <w:t xml:space="preserve"> </w:t>
-      </w:r>
-      <w:hyperlink r:id="rId118">
+      <w:hyperlink r:id="rId115"/>
+      <w:r>
+        <w:t xml:space="preserve"> </w:t>
+      </w:r>
+      <w:hyperlink r:id="rId116">
         <w:r>
           <w:rPr>
             <w:rStyle w:val="Hyperlink"/>
@@ -3280,7 +3887,7 @@
         <w:t xml:space="preserve">Esperamos que encuentres estas publicaciones igualmente interesantes y útiles. ¡Disfruta de la lectura!</w:t>
       </w:r>
     </w:p>
-    <w:bookmarkEnd w:id="119"/>
+    <w:bookmarkEnd w:id="117"/>
     <w:sectPr>
       <w:headerReference r:id="rId9" w:type="even"/>
       <w:headerReference r:id="rId11" w:type="default"/>
